--- a/az/wisdom-stories/land-and-homeland.docx
+++ b/az/wisdom-stories/land-and-homeland.docx
@@ -48,7 +48,7 @@
         <w:rPr>
           <w:lang/>
         </w:rPr>
-        <w:t xml:space="preserve"> Vətən sadəcə yaşadığımız yer deyil; onu qoruyanların fədakarlığı, xatirəsi və bizə əmanət etdiyi yurd yeridir. Bu əmanətə sahib çıxmaq həm keçmişi unutmamaq, həm də gələcək nəsillər üçün əmin-amanlıq içində bir həyat qurmaqdır.</w:t>
+        <w:t xml:space="preserve"> Vətən sadəcə yaşadığımız yer deyil; onu qoruyanların fədakarlığını və xatirəsini yaşadan, bizə əmanət edilmiş yurddur. Bu əmanətə sahib çıxmaq həm keçmişi unutmamaq, həm də gələcək nəsillər üçün əmin-amanlıq içində bir həyat qurmaqdır.</w:t>
       </w:r>
     </w:p>
     <w:p>
